--- a/data/outputs/v2/Chemistry/SS1.2_The_Atom/Chemistry_The_Atom_SummaryTable.docx
+++ b/data/outputs/v2/Chemistry/SS1.2_The_Atom/Chemistry_The_Atom_SummaryTable.docx
@@ -38,6 +38,177 @@
           <w:szCs w:val="22"/>
         </w:rPr>
         <w:t xml:space="preserve">Sub-Strand 1.2: The Atom — Teacher Reference (Pre-filled)</w:t>
+      </w:r>
+    </w:p>
+    <w:p>
+      <w:pPr>
+        <w:spacing w:after="80" w:before="120"/>
+      </w:pPr>
+      <w:r>
+        <w:rPr>
+          <w:rFonts w:ascii="Arial" w:cs="Arial" w:eastAsia="Arial" w:hAnsi="Arial"/>
+          <w:b/>
+          <w:bCs/>
+          <w:color w:val="1F3864"/>
+          <w:sz w:val="20"/>
+          <w:szCs w:val="20"/>
+        </w:rPr>
+        <w:t xml:space="preserve">ATTRIBUTION AND LICENSING</w:t>
+      </w:r>
+    </w:p>
+    <w:p>
+      <w:pPr>
+        <w:spacing w:after="60" w:before="0"/>
+      </w:pPr>
+      <w:r>
+        <w:rPr>
+          <w:rFonts w:ascii="Arial" w:cs="Arial" w:eastAsia="Arial" w:hAnsi="Arial"/>
+          <w:b/>
+          <w:bCs/>
+          <w:sz w:val="17"/>
+          <w:szCs w:val="17"/>
+        </w:rPr>
+        <w:t xml:space="preserve">Curriculum Alignment: </w:t>
+      </w:r>
+      <w:r>
+        <w:rPr>
+          <w:rFonts w:ascii="Arial" w:cs="Arial" w:eastAsia="Arial" w:hAnsi="Arial"/>
+          <w:sz w:val="17"/>
+          <w:szCs w:val="17"/>
+        </w:rPr>
+        <w:t xml:space="preserve">Structured in pedagogical alignment with the competence-based curriculum format and learning outcomes established by the Kenya Institute of Curriculum Development (KICD). This material is independently developed and is not officially endorsed or published by KICD.</w:t>
+      </w:r>
+    </w:p>
+    <w:p>
+      <w:pPr>
+        <w:spacing w:after="60" w:before="0"/>
+      </w:pPr>
+      <w:r>
+        <w:rPr>
+          <w:rFonts w:ascii="Arial" w:cs="Arial" w:eastAsia="Arial" w:hAnsi="Arial"/>
+          <w:b/>
+          <w:bCs/>
+          <w:sz w:val="17"/>
+          <w:szCs w:val="17"/>
+        </w:rPr>
+        <w:t xml:space="preserve">Content &amp; Pedagogy: </w:t>
+      </w:r>
+      <w:r>
+        <w:rPr>
+          <w:rFonts w:ascii="Arial" w:cs="Arial" w:eastAsia="Arial" w:hAnsi="Arial"/>
+          <w:sz w:val="17"/>
+          <w:szCs w:val="17"/>
+        </w:rPr>
+        <w:t xml:space="preserve">Developed and adapted by the educator team at SeaVuria (registered 501(c)(3) in the United States and registered NGO in Kenya, No. 872-850A-BF11), who designed the pedagogical framework, lesson templates and exemplar lessons on which this material is based.</w:t>
+      </w:r>
+    </w:p>
+    <w:p>
+      <w:pPr>
+        <w:spacing w:after="60" w:before="0"/>
+      </w:pPr>
+      <w:r>
+        <w:rPr>
+          <w:rFonts w:ascii="Arial" w:cs="Arial" w:eastAsia="Arial" w:hAnsi="Arial"/>
+          <w:b/>
+          <w:bCs/>
+          <w:sz w:val="17"/>
+          <w:szCs w:val="17"/>
+        </w:rPr>
+        <w:t xml:space="preserve">Production &amp; Layout: </w:t>
+      </w:r>
+      <w:r>
+        <w:rPr>
+          <w:rFonts w:ascii="Arial" w:cs="Arial" w:eastAsia="Arial" w:hAnsi="Arial"/>
+          <w:sz w:val="17"/>
+          <w:szCs w:val="17"/>
+        </w:rPr>
+        <w:t xml:space="preserve">Educational design and curriculum sequencing by SeaVuria. Technical layout, structural formatting, and digital optimization/implementation executed in partnership with ARES Education (registered 501(c)(3) in the United States and Canada (as Afretech Aid) and registered NGO in Kenya), with lesson drafting and compilation assisted by AI (Claude, Anthropic).</w:t>
+      </w:r>
+    </w:p>
+    <w:p>
+      <w:pPr>
+        <w:pBdr>
+          <w:bottom w:val="single" w:color="1F3864" w:sz="6" w:space="6"/>
+        </w:pBdr>
+        <w:spacing w:after="60" w:before="0"/>
+      </w:pPr>
+      <w:r>
+        <w:rPr>
+          <w:rFonts w:ascii="Arial" w:cs="Arial" w:eastAsia="Arial" w:hAnsi="Arial"/>
+          <w:b/>
+          <w:bCs/>
+          <w:sz w:val="17"/>
+          <w:szCs w:val="17"/>
+        </w:rPr>
+        <w:t xml:space="preserve">Licensing &amp; Copyright: </w:t>
+      </w:r>
+      <w:r>
+        <w:rPr>
+          <w:rFonts w:ascii="Arial" w:cs="Arial" w:eastAsia="Arial" w:hAnsi="Arial"/>
+          <w:sz w:val="17"/>
+          <w:szCs w:val="17"/>
+        </w:rPr>
+        <w:t xml:space="preserve">© 2026 SeaVuria and ARES. This work is licensed under a </w:t>
+      </w:r>
+      <w:hyperlink w:history="1" r:id="rIdjen6u8vf0nhn0n6yjd3av">
+        <w:r>
+          <w:rPr>
+            <w:rFonts w:ascii="Arial" w:cs="Arial" w:eastAsia="Arial" w:hAnsi="Arial"/>
+            <w:color w:val="1F6B75"/>
+            <w:sz w:val="17"/>
+            <w:szCs w:val="17"/>
+            <w:u w:val="single" w:color="1F6B75"/>
+          </w:rPr>
+          <w:t xml:space="preserve">Creative Commons Attribution-NonCommercial 4.0 International License</w:t>
+        </w:r>
+      </w:hyperlink>
+      <w:r>
+        <w:rPr>
+          <w:rFonts w:ascii="Arial" w:cs="Arial" w:eastAsia="Arial" w:hAnsi="Arial"/>
+          <w:sz w:val="17"/>
+          <w:szCs w:val="17"/>
+        </w:rPr>
+        <w:t xml:space="preserve"> (</w:t>
+      </w:r>
+      <w:hyperlink w:history="1" r:id="rIdl1hzocxazjdzvksdkq2dr">
+        <w:r>
+          <w:rPr>
+            <w:rFonts w:ascii="Arial" w:cs="Arial" w:eastAsia="Arial" w:hAnsi="Arial"/>
+            <w:color w:val="1F6B75"/>
+            <w:sz w:val="17"/>
+            <w:szCs w:val="17"/>
+            <w:u w:val="single" w:color="1F6B75"/>
+          </w:rPr>
+          <w:t xml:space="preserve">CC BY-NC 4.0</w:t>
+        </w:r>
+      </w:hyperlink>
+      <w:r>
+        <w:rPr>
+          <w:rFonts w:ascii="Arial" w:cs="Arial" w:eastAsia="Arial" w:hAnsi="Arial"/>
+          <w:sz w:val="17"/>
+          <w:szCs w:val="17"/>
+        </w:rPr>
+        <w:t xml:space="preserve">). To view a copy of this license, visit </w:t>
+      </w:r>
+      <w:hyperlink w:history="1" r:id="rIdpakhxarjpx7nk4rveif0v">
+        <w:r>
+          <w:rPr>
+            <w:rFonts w:ascii="Arial" w:cs="Arial" w:eastAsia="Arial" w:hAnsi="Arial"/>
+            <w:color w:val="1F6B75"/>
+            <w:sz w:val="17"/>
+            <w:szCs w:val="17"/>
+            <w:u w:val="single" w:color="1F6B75"/>
+          </w:rPr>
+          <w:t xml:space="preserve">https://creativecommons.org/licenses/by-nc/4.0/</w:t>
+        </w:r>
+      </w:hyperlink>
+      <w:r>
+        <w:rPr>
+          <w:rFonts w:ascii="Arial" w:cs="Arial" w:eastAsia="Arial" w:hAnsi="Arial"/>
+          <w:sz w:val="17"/>
+          <w:szCs w:val="17"/>
+        </w:rPr>
+        <w:t xml:space="preserve">. You are free to copy, redistribute, and adapt this material in any medium or format, provided appropriate credit is given and the material is not used for commercial purposes. KICD learning outcomes and curriculum designations reproduced here for alignment purposes remain the property of KICD and are not covered by this license. Linked external resources (e.g. CK-12, Khan Academy, PhET) are subject to their own licenses.</w:t>
       </w:r>
     </w:p>
     <w:p>

--- a/data/outputs/v2/Chemistry/SS1.2_The_Atom/Chemistry_The_Atom_SummaryTable.docx
+++ b/data/outputs/v2/Chemistry/SS1.2_The_Atom/Chemistry_The_Atom_SummaryTable.docx
@@ -38,177 +38,6 @@
           <w:szCs w:val="22"/>
         </w:rPr>
         <w:t xml:space="preserve">Sub-Strand 1.2: The Atom — Teacher Reference (Pre-filled)</w:t>
-      </w:r>
-    </w:p>
-    <w:p>
-      <w:pPr>
-        <w:spacing w:after="80" w:before="120"/>
-      </w:pPr>
-      <w:r>
-        <w:rPr>
-          <w:rFonts w:ascii="Arial" w:cs="Arial" w:eastAsia="Arial" w:hAnsi="Arial"/>
-          <w:b/>
-          <w:bCs/>
-          <w:color w:val="1F3864"/>
-          <w:sz w:val="20"/>
-          <w:szCs w:val="20"/>
-        </w:rPr>
-        <w:t xml:space="preserve">ATTRIBUTION AND LICENSING</w:t>
-      </w:r>
-    </w:p>
-    <w:p>
-      <w:pPr>
-        <w:spacing w:after="60" w:before="0"/>
-      </w:pPr>
-      <w:r>
-        <w:rPr>
-          <w:rFonts w:ascii="Arial" w:cs="Arial" w:eastAsia="Arial" w:hAnsi="Arial"/>
-          <w:b/>
-          <w:bCs/>
-          <w:sz w:val="17"/>
-          <w:szCs w:val="17"/>
-        </w:rPr>
-        <w:t xml:space="preserve">Curriculum Alignment: </w:t>
-      </w:r>
-      <w:r>
-        <w:rPr>
-          <w:rFonts w:ascii="Arial" w:cs="Arial" w:eastAsia="Arial" w:hAnsi="Arial"/>
-          <w:sz w:val="17"/>
-          <w:szCs w:val="17"/>
-        </w:rPr>
-        <w:t xml:space="preserve">Structured in pedagogical alignment with the competence-based curriculum format and learning outcomes established by the Kenya Institute of Curriculum Development (KICD). This material is independently developed and is not officially endorsed or published by KICD.</w:t>
-      </w:r>
-    </w:p>
-    <w:p>
-      <w:pPr>
-        <w:spacing w:after="60" w:before="0"/>
-      </w:pPr>
-      <w:r>
-        <w:rPr>
-          <w:rFonts w:ascii="Arial" w:cs="Arial" w:eastAsia="Arial" w:hAnsi="Arial"/>
-          <w:b/>
-          <w:bCs/>
-          <w:sz w:val="17"/>
-          <w:szCs w:val="17"/>
-        </w:rPr>
-        <w:t xml:space="preserve">Content &amp; Pedagogy: </w:t>
-      </w:r>
-      <w:r>
-        <w:rPr>
-          <w:rFonts w:ascii="Arial" w:cs="Arial" w:eastAsia="Arial" w:hAnsi="Arial"/>
-          <w:sz w:val="17"/>
-          <w:szCs w:val="17"/>
-        </w:rPr>
-        <w:t xml:space="preserve">Developed and adapted by the educator team at SeaVuria (registered 501(c)(3) in the United States and registered NGO in Kenya, No. 872-850A-BF11), who designed the pedagogical framework, lesson templates and exemplar lessons on which this material is based.</w:t>
-      </w:r>
-    </w:p>
-    <w:p>
-      <w:pPr>
-        <w:spacing w:after="60" w:before="0"/>
-      </w:pPr>
-      <w:r>
-        <w:rPr>
-          <w:rFonts w:ascii="Arial" w:cs="Arial" w:eastAsia="Arial" w:hAnsi="Arial"/>
-          <w:b/>
-          <w:bCs/>
-          <w:sz w:val="17"/>
-          <w:szCs w:val="17"/>
-        </w:rPr>
-        <w:t xml:space="preserve">Production &amp; Layout: </w:t>
-      </w:r>
-      <w:r>
-        <w:rPr>
-          <w:rFonts w:ascii="Arial" w:cs="Arial" w:eastAsia="Arial" w:hAnsi="Arial"/>
-          <w:sz w:val="17"/>
-          <w:szCs w:val="17"/>
-        </w:rPr>
-        <w:t xml:space="preserve">Educational design and curriculum sequencing by SeaVuria. Technical layout, structural formatting, and digital optimization/implementation executed in partnership with ARES Education (registered 501(c)(3) in the United States and Canada (as Afretech Aid) and registered NGO in Kenya), with lesson drafting and compilation assisted by AI (Claude, Anthropic).</w:t>
-      </w:r>
-    </w:p>
-    <w:p>
-      <w:pPr>
-        <w:pBdr>
-          <w:bottom w:val="single" w:color="1F3864" w:sz="6" w:space="6"/>
-        </w:pBdr>
-        <w:spacing w:after="60" w:before="0"/>
-      </w:pPr>
-      <w:r>
-        <w:rPr>
-          <w:rFonts w:ascii="Arial" w:cs="Arial" w:eastAsia="Arial" w:hAnsi="Arial"/>
-          <w:b/>
-          <w:bCs/>
-          <w:sz w:val="17"/>
-          <w:szCs w:val="17"/>
-        </w:rPr>
-        <w:t xml:space="preserve">Licensing &amp; Copyright: </w:t>
-      </w:r>
-      <w:r>
-        <w:rPr>
-          <w:rFonts w:ascii="Arial" w:cs="Arial" w:eastAsia="Arial" w:hAnsi="Arial"/>
-          <w:sz w:val="17"/>
-          <w:szCs w:val="17"/>
-        </w:rPr>
-        <w:t xml:space="preserve">© 2026 SeaVuria and ARES. This work is licensed under a </w:t>
-      </w:r>
-      <w:hyperlink w:history="1" r:id="rIdjen6u8vf0nhn0n6yjd3av">
-        <w:r>
-          <w:rPr>
-            <w:rFonts w:ascii="Arial" w:cs="Arial" w:eastAsia="Arial" w:hAnsi="Arial"/>
-            <w:color w:val="1F6B75"/>
-            <w:sz w:val="17"/>
-            <w:szCs w:val="17"/>
-            <w:u w:val="single" w:color="1F6B75"/>
-          </w:rPr>
-          <w:t xml:space="preserve">Creative Commons Attribution-NonCommercial 4.0 International License</w:t>
-        </w:r>
-      </w:hyperlink>
-      <w:r>
-        <w:rPr>
-          <w:rFonts w:ascii="Arial" w:cs="Arial" w:eastAsia="Arial" w:hAnsi="Arial"/>
-          <w:sz w:val="17"/>
-          <w:szCs w:val="17"/>
-        </w:rPr>
-        <w:t xml:space="preserve"> (</w:t>
-      </w:r>
-      <w:hyperlink w:history="1" r:id="rIdl1hzocxazjdzvksdkq2dr">
-        <w:r>
-          <w:rPr>
-            <w:rFonts w:ascii="Arial" w:cs="Arial" w:eastAsia="Arial" w:hAnsi="Arial"/>
-            <w:color w:val="1F6B75"/>
-            <w:sz w:val="17"/>
-            <w:szCs w:val="17"/>
-            <w:u w:val="single" w:color="1F6B75"/>
-          </w:rPr>
-          <w:t xml:space="preserve">CC BY-NC 4.0</w:t>
-        </w:r>
-      </w:hyperlink>
-      <w:r>
-        <w:rPr>
-          <w:rFonts w:ascii="Arial" w:cs="Arial" w:eastAsia="Arial" w:hAnsi="Arial"/>
-          <w:sz w:val="17"/>
-          <w:szCs w:val="17"/>
-        </w:rPr>
-        <w:t xml:space="preserve">). To view a copy of this license, visit </w:t>
-      </w:r>
-      <w:hyperlink w:history="1" r:id="rIdpakhxarjpx7nk4rveif0v">
-        <w:r>
-          <w:rPr>
-            <w:rFonts w:ascii="Arial" w:cs="Arial" w:eastAsia="Arial" w:hAnsi="Arial"/>
-            <w:color w:val="1F6B75"/>
-            <w:sz w:val="17"/>
-            <w:szCs w:val="17"/>
-            <w:u w:val="single" w:color="1F6B75"/>
-          </w:rPr>
-          <w:t xml:space="preserve">https://creativecommons.org/licenses/by-nc/4.0/</w:t>
-        </w:r>
-      </w:hyperlink>
-      <w:r>
-        <w:rPr>
-          <w:rFonts w:ascii="Arial" w:cs="Arial" w:eastAsia="Arial" w:hAnsi="Arial"/>
-          <w:sz w:val="17"/>
-          <w:szCs w:val="17"/>
-        </w:rPr>
-        <w:t xml:space="preserve">. You are free to copy, redistribute, and adapt this material in any medium or format, provided appropriate credit is given and the material is not used for commercial purposes. KICD learning outcomes and curriculum designations reproduced here for alignment purposes remain the property of KICD and are not covered by this license. Linked external resources (e.g. CK-12, Khan Academy, PhET) are subject to their own licenses.</w:t>
       </w:r>
     </w:p>
     <w:p>
@@ -1997,6 +1826,185 @@
         </w:tc>
       </w:tr>
     </w:tbl>
+    <w:p>
+      <w:pPr>
+        <w:spacing w:after="120"/>
+      </w:pPr>
+      <w:r>
+        <w:t xml:space="preserve"/>
+      </w:r>
+    </w:p>
+    <w:p>
+      <w:pPr>
+        <w:spacing w:after="80" w:before="120"/>
+      </w:pPr>
+      <w:r>
+        <w:rPr>
+          <w:rFonts w:ascii="Arial" w:cs="Arial" w:eastAsia="Arial" w:hAnsi="Arial"/>
+          <w:b/>
+          <w:bCs/>
+          <w:color w:val="1F3864"/>
+          <w:sz w:val="20"/>
+          <w:szCs w:val="20"/>
+        </w:rPr>
+        <w:t xml:space="preserve">ATTRIBUTION AND LICENSING</w:t>
+      </w:r>
+    </w:p>
+    <w:p>
+      <w:pPr>
+        <w:spacing w:after="60" w:before="0"/>
+      </w:pPr>
+      <w:r>
+        <w:rPr>
+          <w:rFonts w:ascii="Arial" w:cs="Arial" w:eastAsia="Arial" w:hAnsi="Arial"/>
+          <w:b/>
+          <w:bCs/>
+          <w:sz w:val="17"/>
+          <w:szCs w:val="17"/>
+        </w:rPr>
+        <w:t xml:space="preserve">Curriculum Alignment: </w:t>
+      </w:r>
+      <w:r>
+        <w:rPr>
+          <w:rFonts w:ascii="Arial" w:cs="Arial" w:eastAsia="Arial" w:hAnsi="Arial"/>
+          <w:sz w:val="17"/>
+          <w:szCs w:val="17"/>
+        </w:rPr>
+        <w:t xml:space="preserve">Structured in pedagogical alignment with the competence-based curriculum format and learning outcomes established by the Kenya Institute of Curriculum Development (KICD). This material is independently developed and is not officially endorsed or published by KICD.</w:t>
+      </w:r>
+    </w:p>
+    <w:p>
+      <w:pPr>
+        <w:spacing w:after="60" w:before="0"/>
+      </w:pPr>
+      <w:r>
+        <w:rPr>
+          <w:rFonts w:ascii="Arial" w:cs="Arial" w:eastAsia="Arial" w:hAnsi="Arial"/>
+          <w:b/>
+          <w:bCs/>
+          <w:sz w:val="17"/>
+          <w:szCs w:val="17"/>
+        </w:rPr>
+        <w:t xml:space="preserve">Content &amp; Pedagogy: </w:t>
+      </w:r>
+      <w:r>
+        <w:rPr>
+          <w:rFonts w:ascii="Arial" w:cs="Arial" w:eastAsia="Arial" w:hAnsi="Arial"/>
+          <w:sz w:val="17"/>
+          <w:szCs w:val="17"/>
+        </w:rPr>
+        <w:t xml:space="preserve">Developed and adapted by the educator team at SeaVuria (registered 501(c)(3) in the United States and registered NGO in Kenya, No. 872-850A-BF11), who designed the pedagogical framework, lesson templates and exemplar lessons on which this material is based.</w:t>
+      </w:r>
+    </w:p>
+    <w:p>
+      <w:pPr>
+        <w:spacing w:after="60" w:before="0"/>
+      </w:pPr>
+      <w:r>
+        <w:rPr>
+          <w:rFonts w:ascii="Arial" w:cs="Arial" w:eastAsia="Arial" w:hAnsi="Arial"/>
+          <w:b/>
+          <w:bCs/>
+          <w:sz w:val="17"/>
+          <w:szCs w:val="17"/>
+        </w:rPr>
+        <w:t xml:space="preserve">Production &amp; Layout: </w:t>
+      </w:r>
+      <w:r>
+        <w:rPr>
+          <w:rFonts w:ascii="Arial" w:cs="Arial" w:eastAsia="Arial" w:hAnsi="Arial"/>
+          <w:sz w:val="17"/>
+          <w:szCs w:val="17"/>
+        </w:rPr>
+        <w:t xml:space="preserve">Educational design and curriculum sequencing by SeaVuria. Technical layout, structural formatting, and digital optimization/implementation executed in partnership with ARES Education (registered 501(c)(3) in the United States and Canada (as Afretech Aid) and registered NGO in Kenya), with lesson drafting and compilation assisted by AI (Claude, Anthropic).</w:t>
+      </w:r>
+    </w:p>
+    <w:p>
+      <w:pPr>
+        <w:pBdr>
+          <w:bottom w:val="single" w:color="1F3864" w:sz="6" w:space="6"/>
+        </w:pBdr>
+        <w:spacing w:after="60" w:before="0"/>
+      </w:pPr>
+      <w:r>
+        <w:rPr>
+          <w:rFonts w:ascii="Arial" w:cs="Arial" w:eastAsia="Arial" w:hAnsi="Arial"/>
+          <w:b/>
+          <w:bCs/>
+          <w:sz w:val="17"/>
+          <w:szCs w:val="17"/>
+        </w:rPr>
+        <w:t xml:space="preserve">Licensing &amp; Copyright: </w:t>
+      </w:r>
+      <w:r>
+        <w:rPr>
+          <w:rFonts w:ascii="Arial" w:cs="Arial" w:eastAsia="Arial" w:hAnsi="Arial"/>
+          <w:sz w:val="17"/>
+          <w:szCs w:val="17"/>
+        </w:rPr>
+        <w:t xml:space="preserve">© 2026 SeaVuria and ARES. This work is licensed under a </w:t>
+      </w:r>
+      <w:hyperlink w:history="1" r:id="rId36c14ihws-dohl15atr5t">
+        <w:r>
+          <w:rPr>
+            <w:rFonts w:ascii="Arial" w:cs="Arial" w:eastAsia="Arial" w:hAnsi="Arial"/>
+            <w:color w:val="1F6B75"/>
+            <w:sz w:val="17"/>
+            <w:szCs w:val="17"/>
+            <w:u w:val="single" w:color="1F6B75"/>
+          </w:rPr>
+          <w:t xml:space="preserve">Creative Commons Attribution-NonCommercial 4.0 International License</w:t>
+        </w:r>
+      </w:hyperlink>
+      <w:r>
+        <w:rPr>
+          <w:rFonts w:ascii="Arial" w:cs="Arial" w:eastAsia="Arial" w:hAnsi="Arial"/>
+          <w:sz w:val="17"/>
+          <w:szCs w:val="17"/>
+        </w:rPr>
+        <w:t xml:space="preserve"> (</w:t>
+      </w:r>
+      <w:hyperlink w:history="1" r:id="rIdnxqyqynj0fz_jbzo_5e7u">
+        <w:r>
+          <w:rPr>
+            <w:rFonts w:ascii="Arial" w:cs="Arial" w:eastAsia="Arial" w:hAnsi="Arial"/>
+            <w:color w:val="1F6B75"/>
+            <w:sz w:val="17"/>
+            <w:szCs w:val="17"/>
+            <w:u w:val="single" w:color="1F6B75"/>
+          </w:rPr>
+          <w:t xml:space="preserve">CC BY-NC 4.0</w:t>
+        </w:r>
+      </w:hyperlink>
+      <w:r>
+        <w:rPr>
+          <w:rFonts w:ascii="Arial" w:cs="Arial" w:eastAsia="Arial" w:hAnsi="Arial"/>
+          <w:sz w:val="17"/>
+          <w:szCs w:val="17"/>
+        </w:rPr>
+        <w:t xml:space="preserve">). To view a copy of this license, visit </w:t>
+      </w:r>
+      <w:hyperlink w:history="1" r:id="rIdo-2cxteqfwuuul_k2aaot">
+        <w:r>
+          <w:rPr>
+            <w:rFonts w:ascii="Arial" w:cs="Arial" w:eastAsia="Arial" w:hAnsi="Arial"/>
+            <w:color w:val="1F6B75"/>
+            <w:sz w:val="17"/>
+            <w:szCs w:val="17"/>
+            <w:u w:val="single" w:color="1F6B75"/>
+          </w:rPr>
+          <w:t xml:space="preserve">https://creativecommons.org/licenses/by-nc/4.0/</w:t>
+        </w:r>
+      </w:hyperlink>
+      <w:r>
+        <w:rPr>
+          <w:rFonts w:ascii="Arial" w:cs="Arial" w:eastAsia="Arial" w:hAnsi="Arial"/>
+          <w:sz w:val="17"/>
+          <w:szCs w:val="17"/>
+        </w:rPr>
+        <w:t xml:space="preserve">. You are free to copy, redistribute, and adapt this material in any medium or format, provided appropriate credit is given and the material is not used for commercial purposes. KICD learning outcomes and curriculum designations reproduced here for alignment purposes remain the property of KICD and are not covered by this license. Linked external resources (e.g. CK-12, Khan Academy, PhET) are subject to their own licenses.</w:t>
+      </w:r>
+    </w:p>
     <w:sectPr>
       <w:pgSz w:w="15840" w:h="12240" w:orient="landscape"/>
       <w:pgMar w:top="1080" w:right="1080" w:bottom="1080" w:left="1080" w:header="708" w:footer="708" w:gutter="0"/>

--- a/data/outputs/v2/Chemistry/SS1.2_The_Atom/Chemistry_The_Atom_SummaryTable.docx
+++ b/data/outputs/v2/Chemistry/SS1.2_The_Atom/Chemistry_The_Atom_SummaryTable.docx
@@ -532,7 +532,7 @@
                 <w:sz w:val="18"/>
                 <w:szCs w:val="18"/>
               </w:rPr>
-              <w:t xml:space="preserve">Anchoring Phenomenon: Flame Colours and the Mystery of the Atom</w:t>
+              <w:t xml:space="preserve">The Mystery of Coloured Flames: Noticing and Wondering</w:t>
             </w:r>
           </w:p>
         </w:tc>
@@ -564,7 +564,7 @@
                 <w:sz w:val="18"/>
                 <w:szCs w:val="18"/>
               </w:rPr>
-              <w:t xml:space="preserve">Students observed (live demo or video) different metal salts — such as copper(II) chloride, sodium chloride, potassium chloride, and lithium chloride — being held in a Bunsen burner flame. Each substance produced a distinctly different, vivid colour: sodium → bright yellow, copper → blue-green, potassium → lilac, lithium → crimson red. Teacher note: Record all student observations on the class Driving Question Board (DQB); do not correct or validate at this stage — the goal is to surface prior conceptions and generate genuine curiosity. Expect students to note that 'the colour changes depending on what you burn' but to have no explanation for why.</w:t>
+              <w:t xml:space="preserve">Students observed that sodium chloride produces a vivid yellow-orange flame, potassium permanganate produces a soft violet flame, and copper sulphate produces a blue-green flame, and that these colours are repeatable and specific to each substance.</w:t>
             </w:r>
           </w:p>
         </w:tc>
@@ -596,7 +596,7 @@
                 <w:sz w:val="18"/>
                 <w:szCs w:val="18"/>
               </w:rPr>
-              <w:t xml:space="preserve">Students learned that the colour produced in a flame is a repeatable, characteristic property of each element — not of the compound or the flame itself. Burning NaCl and NaOH both produce the same yellow colour, pointing to sodium as the source. This is the anchoring phenomenon for the entire unit: something inside each atom must be responsible for the specific colour, but students do not yet have the tools to explain it. Teacher note: Emphasise that this is a genuine scientific puzzle — even trained chemists could not explain flame colours until atomic theory was developed. This builds epistemic motivation for the lessons ahead.</w:t>
+              <w:t xml:space="preserve">Students learned that different substances produce characteristic, repeatable colours in a flame, that this phenomenon is observable both in a school laboratory and in everyday Kenyan life such as at a cooking hearth, and that the colour is linked to the identity of the substance rather than to the colour of the solution or the temperature of the flame.</w:t>
             </w:r>
           </w:p>
         </w:tc>
@@ -628,7 +628,7 @@
                 <w:sz w:val="18"/>
                 <w:szCs w:val="18"/>
               </w:rPr>
-              <w:t xml:space="preserve">Students cannot yet fully explain the phenomenon — and that is intentional. They can offer initial hypotheses (e.g., 'maybe different substances release different amounts of heat' or 'maybe the colour comes from impurities'). Teacher note: Capture these on the DQB as 'Our Current Best Ideas.' Return to and revise these ideas at the end of every subsequent lesson. The unresolved tension — we can observe a pattern but cannot yet explain it — is the engine that drives inquiry throughout the unit.</w:t>
+              <w:t xml:space="preserve">Students cannot yet explain why different substances produce different colours — this productive gap is the engine of the entire unit. Initial ideas on the DQB reflect intuitive thinking rather than scientific models, and the initial atom drawings reveal baseline mental models that will be systematically developed across Lessons 2 through 9.</w:t>
             </w:r>
           </w:p>
         </w:tc>
@@ -713,7 +713,7 @@
                 <w:sz w:val="18"/>
                 <w:szCs w:val="18"/>
               </w:rPr>
-              <w:t xml:space="preserve">Students examined diagrams and descriptions of Dalton's solid-sphere model and Rutherford's nuclear model, and reviewed the evidence from Rutherford's gold-foil experiment (alpha particles fired at a thin gold sheet — most passed straight through, but a small number were deflected at large angles, and a very few bounced back). Teacher note: Ask students to sketch both models side by side and annotate what each model can and cannot explain. Cold-call at least three students: 'What did Rutherford's result tell us about where the mass of the atom is concentrated?' Wait 10 seconds before accepting answers.</w:t>
+              <w:t xml:space="preserve">Students observed, via the Rutherford Gold Foil simulation on the ARES platform, that most alpha particles passed straight through the gold foil with little or no deflection, a small number deflected at moderate angles, and a very small number bounced back at large angles. They also observed, through the Element Card Comparison activity, that an element's atomic number equals its proton count, and that neutron number is calculated by subtracting atomic number from mass number.</w:t>
             </w:r>
           </w:p>
         </w:tc>
@@ -745,7 +745,7 @@
                 <w:sz w:val="18"/>
                 <w:szCs w:val="18"/>
               </w:rPr>
-              <w:t xml:space="preserve">Students learned that atoms are not solid, indivisible spheres (Dalton) but instead consist of a tiny, dense, positively charged nucleus — containing protons (positive charge) and neutrons (no charge) — surrounded by electrons (negative charge) moving in a vast region of mostly empty space. Key facts: the nucleus holds virtually all the atom's mass; electrons are negligibly light; the atom is predominantly empty space. Teacher note: Reinforce scale — if the nucleus were the size of a mandazi at the centre of Nairobi's Uhuru Park, the electrons would be orbiting at the park's boundary. This analogy makes the emptiness of atoms viscerally real for students.</w:t>
+              <w:t xml:space="preserve">Students learned the definitions of atomic number, mass number, proton, neutron, and electron, and how to calculate sub-atomic particle counts. They learned the key features of the Rutherford nuclear model: an atom is mostly empty space, with a tiny, dense, positively charged nucleus at the centre and electrons somewhere in the surrounding space. They were introduced to the homestead-centre metaphor for the nucleus.</w:t>
             </w:r>
           </w:p>
         </w:tc>
@@ -777,7 +777,7 @@
                 <w:sz w:val="18"/>
                 <w:szCs w:val="18"/>
               </w:rPr>
-              <w:t xml:space="preserve">Students can now partially connect to the driving question: if atoms are mostly empty space with electrons on the outside, then the electrons — being the outermost part of the atom — are most likely what interact with the flame's energy and produce colour. Teacher note: Guide students to update the DQB: 'We now know electrons surround the nucleus — could electrons be responsible for the colours?' This keeps the phenomenon anchored throughout the lesson. Students cannot yet explain why different elements produce different colours, but the focus has shifted meaningfully onto electrons.</w:t>
+              <w:t xml:space="preserve">The Rutherford model explains why atoms of different elements have different proton counts — a fact that is the same as having different atomic numbers — but it cannot yet explain why different elements produce different flame colours. The model establishes that electrons exist outside the nucleus in mostly empty space, creating the central unresolved question for the unit: where exactly are those electrons, and how does their specific arrangement account for the precise colours seen at the Kenyan cooking hearth? This gap motivates Lesson 3 on Bohr's model and energy levels.</w:t>
             </w:r>
           </w:p>
         </w:tc>
@@ -862,7 +862,7 @@
                 <w:sz w:val="18"/>
                 <w:szCs w:val="18"/>
               </w:rPr>
-              <w:t xml:space="preserve">Students examined the line emission spectra of hydrogen (and optionally sodium) — either through a spectroscope, a printed spectrum card, or a simulation. They observed that hydrogen does not produce a continuous rainbow of colour but instead emits only specific, discrete lines of colour (e.g., red at 656 nm, blue-green at 486 nm, violet at 434 nm). Teacher note: If physical spectroscopes are unavailable, a printed hydrogen spectrum alongside a continuous white-light spectrum makes an effective comparison. Ask: 'Why does hydrogen only produce four lines of colour rather than every colour?' Allow 15 seconds of think time before cold-calling two students.</w:t>
+              <w:t xml:space="preserve">Annotated Bohr model diagrams of sodium showing an electron in Shell 3 absorbing energy from a flame (Rift Valley cooking hearth), jumping to a higher energy level (excited state), then falling back to the ground state and releasing a yellow photon. Bohr model drawings for elements 1–10 (hydrogen to neon) showing electrons correctly distributed across shells (Shell 1: max 2e⁻; Shell 2: max 8e⁻). Electron arrangement notation for elements 11–15 written as comma-separated shell occupancies (e.g., Na = 2, 8, 1).</w:t>
             </w:r>
           </w:p>
         </w:tc>
@@ -894,7 +894,7 @@
                 <w:sz w:val="18"/>
                 <w:szCs w:val="18"/>
               </w:rPr>
-              <w:t xml:space="preserve">Students learned Bohr's planetary model: electrons can only occupy specific, fixed energy levels (shells) numbered n = 1, 2, 3… outward from the nucleus. Shell capacities follow the 2n² rule (n=1: max 2 electrons; n=2: max 8; n=3: max 8 for elements 1–20). Electrons cannot exist between shells. When an electron absorbs energy (e.g., from a flame), it jumps to a higher shell (excited state). When it falls back to a lower shell, it releases a precise packet of energy as light — the colour of that light depends on the size of the energy gap. Because each element has a unique arrangement of shells and electrons, each element's transitions produce a unique set of colours. Teacher note: This is the central explanatory lesson for the driving question. Spend extra time here. Use the analogy of a student climbing stairs in Nairobi's KICC building — they can only stand on steps, not between them.</w:t>
+              <w:t xml:space="preserve">Bohr's planetary model proposes that electrons occupy fixed, discrete energy levels (shells) around the nucleus — they cannot exist between shells. Shell 1 holds a maximum of 2 electrons; Shell 2 holds a maximum of 8 electrons. When a flame supplies energy to an atom (e.g., sodium in cooking salt), the outermost electron absorbs that energy and jumps to a higher energy level — this is the excited state. The excited state is unstable; the electron immediately falls back to its original (ground state) energy level, releasing the absorbed energy as a photon of light. The colour of that light is determined by the exact amount of energy released, which depends on the specific spacing of the atom's energy levels. Because each element has uniquely spaced energy levels, each element produces a unique, characteristic colour — sodium always yellow, potassium always violet. This is why the cooking fire at the Rift Valley homestead changes colour depending on WHICH substance is added to the flame.</w:t>
             </w:r>
           </w:p>
         </w:tc>
@@ -926,7 +926,7 @@
                 <w:sz w:val="18"/>
                 <w:szCs w:val="18"/>
               </w:rPr>
-              <w:t xml:space="preserve">Students can now construct a foundational explanation for the driving question: sodium produces yellow light because its outermost electron, when excited by the flame, makes a specific energy-level transition that corresponds exactly to yellow light (~589 nm). Potassium's electron makes a different transition → lilac; copper's electrons make different transitions → blue-green. Different elements = different electron arrangements = different energy gaps = different colours of light emitted. Teacher note: Have students write this explanation in their own words and share with a partner before updating the DQB. Check that students distinguish between absorbing energy (jumping up) and emitting light (falling down).</w:t>
+              <w:t xml:space="preserve">Bohr's model begins to explain the anchoring phenomenon: the reason different substances produce different flame colours is that different atoms have different electron energy level spacings. When thermal energy from the flame excites an electron to a higher level, the photon of light released as it falls back carries an amount of energy that is unique to that atom's energy level gap — producing a characteristic colour. Sodium's energy level spacing corresponds to yellow light (589 nm); potassium's spacing corresponds to violet light. This means flame colour is a direct observable fingerprint of atomic electron structure — connecting the culturally familiar cooking hearth observation to the internal quantum structure of atoms described by Bohr's model.</w:t>
             </w:r>
           </w:p>
         </w:tc>
@@ -1011,7 +1011,7 @@
                 <w:sz w:val="18"/>
                 <w:szCs w:val="18"/>
               </w:rPr>
-              <w:t xml:space="preserve">Students examined data tables showing the naturally occurring isotopes of chlorine (Cl-35 and Cl-37) and carbon (C-12, C-13, C-14), noting that isotopes share the same atomic number (same number of protons and electrons) but differ in mass number (different numbers of neutrons). Teacher note: Use the periodic table to show that chlorine's listed atomic mass (~35.5) is not a whole number — ask students why, and give 20 seconds of wait time. This creates productive confusion that the lesson then resolves. Reference carbon-14 dating, which has been used in East African archaeological sites such as those in the Rift Valley, to make isotopes feel relevant.</w:t>
+              <w:t xml:space="preserve">Groups completed Nuclear Composition Tables for C-12, C-14, ¹H, ²H, ³H, ³⁵Cl, and ³⁷Cl using AZX notation. During the Gallery Walk, learners used green and red sticky dots to identify what stays the same (proton number / atomic number) and what changes (neutron count / mass number) across isotopes of the same element. Learners also sorted 12 atom cards into isotope families, identifying sodium, potassium, and chlorine as elements from the anchoring Kenyan cooking hearth phenomenon.</w:t>
             </w:r>
           </w:p>
         </w:tc>
@@ -1043,7 +1043,7 @@
                 <w:sz w:val="18"/>
                 <w:szCs w:val="18"/>
               </w:rPr>
-              <w:t xml:space="preserve">Students learned that isotopes are atoms of the same element with the same atomic number but different mass numbers. Because atomic number = number of protons = identity of the element, isotopes are chemically identical (same electron arrangement, same chemical behaviour) but differ in mass. The mass number equals protons + neutrons; so isotopes differ only in neutron count. Teacher note: Stress that isotopes have identical electron configurations — this is critical because electron configuration determines chemical behaviour and, as students will connect to the driving question, also determines the colours produced in a flame. Isotopes of the same element produce the same flame colour.</w:t>
+              <w:t xml:space="preserve">Isotopes are atoms of the same element that have the same atomic number (same number of protons and electrons) but different mass numbers (different numbers of neutrons). Because atomic number is unchanged, isotopes share identical electron arrangements. Since flame colour is produced by electron energy transitions — not by nuclear mass — isotopes of the same element always produce the same flame colour. Carbon-14, used in dating Kenyan archaeological sites like Olorgesailie, is an isotope of carbon-12: same 6 protons, but 2 extra neutrons.</w:t>
             </w:r>
           </w:p>
         </w:tc>
@@ -1075,7 +1075,7 @@
                 <w:sz w:val="18"/>
                 <w:szCs w:val="18"/>
               </w:rPr>
-              <w:t xml:space="preserve">Students can now explain why chlorine's atomic mass on the periodic table is 35.5 (not a whole number): it is because naturally occurring chlorine is a mixture of Cl-35 (~75%) and Cl-37 (~25%), and the listed mass is an average of both. Students should also be able to explain why isotopes of the same element produce identical flame colours: their electron arrangements are the same, so the energy-level transitions — and therefore the light emitted — are identical. Teacher note: Return briefly to the driving question: 'Would Cl-35 and Cl-37 produce the same or different flame colours? Why?' This reinforces that electron arrangement, not mass, governs flame colour.</w:t>
+              <w:t xml:space="preserve">Isotopes of the same element produce the same colour in a flame test because flame colour is determined by the electron arrangement of an atom, which depends on atomic number (number of protons). Since isotopes share the same atomic number, their electrons occupy the same energy levels. When heated, those electrons jump to the same higher energy levels and release the same wavelengths of light when falling back — producing an identical colour. Mass number (and therefore neutron count) does not affect electron arrangement, so it does not affect flame colour.</w:t>
             </w:r>
           </w:p>
         </w:tc>
@@ -1160,7 +1160,7 @@
                 <w:sz w:val="18"/>
                 <w:szCs w:val="18"/>
               </w:rPr>
-              <w:t xml:space="preserve">Students worked through worked examples and practice problems calculating the relative atomic mass (RAM) of elements from isotope abundance data. For example: chlorine has two isotopes — Cl-35 (abundance 75.77%) and Cl-37 (abundance 24.23%). Students applied the formula: RAM = Σ(isotope mass × fractional abundance). Teacher note: Before revealing the formula, ask students to suggest how they might calculate an 'average' that accounts for the fact that Cl-35 is three times more common than Cl-37. This elicits the weighted-average concept intuitively. Use a relatable analogy: if 3 out of 4 mandazi at a market cost KSh 10 and 1 out of 4 costs KSh 12, what is the average cost?</w:t>
+              <w:t xml:space="preserve">Learners received isotopic abundance data cards for chlorine (Cl-35: 75%, Cl-37: 25%) and carbon (C-12: 98.9%, C-13: 1.1%). They observed that the periodic table lists chlorine's atomic mass as 35.5 — a value between the two whole-number isotope masses — and investigated why this non-whole-number value appears.</w:t>
             </w:r>
           </w:p>
         </w:tc>
@@ -1192,7 +1192,7 @@
                 <w:sz w:val="18"/>
                 <w:szCs w:val="18"/>
               </w:rPr>
-              <w:t xml:space="preserve">Students learned that relative atomic mass (RAM) is a weighted average of all naturally occurring isotope masses, calculated using RAM = Σ(isotope mass × fractional abundance). For chlorine: RAM = (35 × 0.7577) + (37 × 0.2423) = 26.52 + 8.97 = 35.49 ≈ 35.5. Students also learned that RAM values on the periodic table are never exact whole numbers for elements with multiple naturally occurring isotopes. Teacher note: Ensure students can distinguish between mass number (whole number, specific isotope) and relative atomic mass (decimal, averaged over all isotopes). A common misconception is that the periodic table shows the mass of a single atom — clarify this explicitly.</w:t>
+              <w:t xml:space="preserve">Learners learned that relative atomic mass (RAM) is calculated as a weighted average of isotope masses, using the formula RAM = Σ(isotope mass × fractional abundance). They calculated RAM for chlorine (≈ 35.5) and carbon (≈ 12.01), and verified their answers using a reasonableness check (RAM must fall between the lightest and heaviest isotope masses).</w:t>
             </w:r>
           </w:p>
         </w:tc>
@@ -1224,7 +1224,7 @@
                 <w:sz w:val="18"/>
                 <w:szCs w:val="18"/>
               </w:rPr>
-              <w:t xml:space="preserve">Students can now read and interpret the periodic table entry for any element, understanding that the decimal atomic mass reflects the natural isotopic mixture found on Earth. They can calculate RAM from isotope data and explain why two elements with similar mass numbers can have very different chemical properties if their atomic numbers differ. Teacher note: Connect back to the driving question as a brief consolidation: 'Does the RAM of an element affect its flame colour?' (Answer: No — flame colour depends on electron arrangement, which is determined by atomic number, not mass. This is a useful discriminating question for assessment.)</w:t>
+              <w:t xml:space="preserve">Learners explained that because all isotopes of an element share the same atomic number and therefore the same electron arrangement, they produce identical colours in a flame test. Cl-35 and Cl-37 would both produce the same flame colour because they both have 17 protons and 17 electrons. Flame colour is a fingerprint of atomic number — not atomic mass. The Driving Question Board was updated to record: 'FLAME COLOUR = ATOMIC NUMBER fingerprint, NOT atomic mass.'</w:t>
             </w:r>
           </w:p>
         </w:tc>
@@ -1309,7 +1309,7 @@
                 <w:sz w:val="18"/>
                 <w:szCs w:val="18"/>
               </w:rPr>
-              <w:t xml:space="preserve">Students examined diagrams of s and p orbitals — the spherical 1s, 2s, 3s shapes and the dumbbell-shaped 2p, 3p orbitals (px, py, pz). They compared the Bohr shell model (simple circular orbits) with the modern quantum mechanical model (probability regions / orbitals). Teacher note: Use a concrete analogy — a Bohr shell is like knowing a matatu operates on a specific route; an orbital is like knowing the probability of where that matatu is at any given moment along the route. Emphasise that orbitals are regions of high electron probability, not defined circular paths. Ask students: 'How is this model an improvement on Bohr's model?' Wait 15 seconds.</w:t>
+              <w:t xml:space="preserve">Students observed two ARES animations: (1) the limitation of Bohr's electron shells in explaining sub-level energy differences, and (2) the three-dimensional shapes of s orbitals (spherical) and p orbitals (dumbbell/figure-8 along x, y, z axes). Students also observed that sodium (Z=11) has its outermost electron in the 3s orbital and potassium (Z=19) has its outermost electron in the 4s orbital — two different orbitals at two different energy levels.</w:t>
             </w:r>
           </w:p>
         </w:tc>
@@ -1341,7 +1341,7 @@
                 <w:sz w:val="18"/>
                 <w:szCs w:val="18"/>
               </w:rPr>
-              <w:t xml:space="preserve">Students learned that within each principal energy level (shell), electrons occupy sub-regions called orbitals. The s sub-level contains one spherical orbital (holds max 2 electrons). The p sub-level contains three dumbbell-shaped orbitals (px, py, pz), each holding max 2 electrons (max 6 electrons total in a p sub-level). Principal energy level 1 has only an s sub-level (max 2e); level 2 has s and p sub-levels (max 8e); level 3 has s and p sub-levels for elements 1–20 (max 8e). Teacher note: This lesson upgrades the Bohr model but does not invalidate it — stress that Bohr's core insight (discrete energy levels, electron transitions = light emission) remains correct. The orbital model adds finer resolution.</w:t>
+              <w:t xml:space="preserve">Students learned that within each principal energy level (shell), electrons occupy sub-regions called orbitals; that s orbitals are spherical and hold a maximum of 2 electrons; that there are three p orbitals (px, py, pz) per principal level, each holding 2 electrons (6 electrons total in p sub-level); that orbitals fill in order 1s → 2s → 2p → 3s → 3p; and that the specific orbital holding an atom's outermost electron determines the precise energy gap — and therefore the precise colour of light — released when that electron returns from an excited state.</w:t>
             </w:r>
           </w:p>
         </w:tc>
@@ -1373,7 +1373,7 @@
                 <w:sz w:val="18"/>
                 <w:szCs w:val="18"/>
               </w:rPr>
-              <w:t xml:space="preserve">Students can now explain that when scientists say an electron 'jumps to a higher energy level' in a flame, they mean it moves from one orbital to another of higher energy. The specific orbital-to-orbital transition determines the precise wavelength (colour) of light emitted. Different elements have electrons in different orbitals with different energy gaps — hence different colours. Teacher note: Ask students to update their DQB model sketches to replace simple circular Bohr shells with labelled s and p orbital sub-levels. This is a significant model revision that brings students closer to the full explanation of the driving question.</w:t>
+              <w:t xml:space="preserve">Students explained the anchoring phenomenon more precisely than before: the sodium atom's lone outermost electron occupies the 3s orbital; when heated in a flame, it absorbs energy and jumps to a higher orbital, then releases exactly 3.37 × 10⁻¹⁹ J as yellow-orange light (589 nm) when it falls back. Potassium's outermost electron in the 4s orbital has a different energy gap, so it releases a different quantum of energy, producing violet light. This is why different substances — salt at a Kenyan cooking hearth, or copper wire in the Kisumu school lab — always produce their own unique, repeatable flame colour: it is a direct fingerprint of orbital structure.</w:t>
             </w:r>
           </w:p>
         </w:tc>
@@ -1458,7 +1458,7 @@
                 <w:sz w:val="18"/>
                 <w:szCs w:val="18"/>
               </w:rPr>
-              <w:t xml:space="preserve">Students worked through guided examples of filling orbital diagrams (using boxes and arrows for electrons) for elements H through Ne, applying three rules in sequence. They observed what happens when rules are violated — e.g., two electrons with the same spin in one box (Pauli violation) or skipping half-filled orbitals (Hund's violation) — and discussed why these arrangements are less stable. Teacher note: Have students use mini-whiteboards or paper to draw orbital box diagrams for carbon (Z=6) and nitrogen (Z=7) before instruction, then compare with the correct Aufbau/Hund's arrangement. This predict-then-correct structure surfaces and fixes misconceptions efficiently.</w:t>
+              <w:t xml:space="preserve">Learners observed the 'Electron Seating Chart' manipulative activity in which arrow-cards (representing electrons with defined spins) were placed into orbital boxes for elements hydrogen through neon, revealing patterns in how electrons fill orbitals. Learners also observed a PhET simulation (or teacher-projected walkthrough) showing electrons being added to an atom one at a time, visually confirming the filling order.</w:t>
             </w:r>
           </w:p>
         </w:tc>
@@ -1490,7 +1490,7 @@
                 <w:sz w:val="18"/>
                 <w:szCs w:val="18"/>
               </w:rPr>
-              <w:t xml:space="preserve">Students learned three rules governing electron configuration: (1) Aufbau Principle — electrons fill the lowest available energy orbital first (1s before 2s before 2p); (2) Pauli Exclusion Principle — each orbital holds a maximum of 2 electrons, and they must have opposite spins (↑↓); (3) Hund's Rule — when filling orbitals of equal energy (e.g., the three 2p orbitals), electrons occupy each orbital singly with parallel spins before any pairing occurs. Teacher note: Hund's Rule is the most commonly misapplied. Use the analogy of students choosing seats on a matatu — each person takes their own seat before anyone shares. Require students to show spin arrows in orbital diagrams, not just electron counts.</w:t>
+              <w:t xml:space="preserve">Learners learned the three rules that govern electron filling: (1) the Aufbau principle — electrons fill the lowest available energy orbital first (1s before 2s before 2p before 3s); (2) the Pauli exclusion principle — each orbital holds at most 2 electrons, and they must have opposite spins (one arrow up, one arrow down); (3) Hund's rule — when orbitals of equal energy are available (e.g., the three 2p orbitals), one electron enters each before any orbital is doubly occupied. Learners also learned to write electron configurations in s/p notation for elements 1–10 and extended this to sodium (1s²2s²2p⁶3s¹).</w:t>
             </w:r>
           </w:p>
         </w:tc>
@@ -1522,7 +1522,7 @@
                 <w:sz w:val="18"/>
                 <w:szCs w:val="18"/>
               </w:rPr>
-              <w:t xml:space="preserve">Students can now explain why the electron configurations of different elements are uniquely determined and not arbitrary. The specific filling order produces the unique electron arrangement of each element, which in turn produces the unique set of orbital-to-orbital transitions when electrons are excited by a flame. This is why sodium (with its specific filling up to 3s¹) always produces yellow — the 3s→2p transition gap always corresponds to ~589 nm. Teacher note: Connect explicitly to the driving question: 'The rules we learned today are why every sodium atom in the universe produces the same yellow colour — the rules are universal, so the transitions are universal, so the colour is universal.' This is a powerful consolidating insight.</w:t>
+              <w:t xml:space="preserve">These three rules explain why sodium always produces the same yellow-orange colour in a flame: sodium's electron configuration always places its outermost electron in the 3s orbital (as determined by the Aufbau principle). When the flame provides energy, that specific 3s electron — and no other — absorbs it and jumps to a higher orbital. When it falls back to 3s, it releases exactly the energy corresponding to that orbital gap, which is the energy of yellow-orange light (589 nm). Because every sodium atom has this same orbital arrangement (enforced by the three filling rules), every sodium atom releases the same colour — explaining the consistent yellow flash seen when salt falls into the cooking fire at the Rift Valley homestead.</w:t>
             </w:r>
           </w:p>
         </w:tc>
@@ -1607,7 +1607,7 @@
                 <w:sz w:val="18"/>
                 <w:szCs w:val="18"/>
               </w:rPr>
-              <w:t xml:space="preserve">Students practised writing full electron configurations in s and p notation for all elements from hydrogen (H, Z=1) to calcium (Ca, Z=20), using the Aufbau filling order. They also practised converting between shell notation (e.g., 2,8,1 for sodium) and s/p notation (1s² 2s² 2p⁶ 3s¹) and interpreting configurations to identify the element. Teacher note: Include a Kenya-relevant context — for example, note that calcium (found in milk, bones, and Kenyan dairy products from regions like Eldoret and Nyandarua) has the configuration 1s² 2s² 2p⁶ 3s² 3p⁶ 4s², and iron (found in sukuma wiki and beans, important for nutrition) has a configuration that extends beyond this course's scope but follows the same rules.</w:t>
+              <w:t xml:space="preserve">Students observed the complete s and p electron configuration pattern for all 20 elements (H–Ca) on their colour-coded Configuration Table, noting that all Group 1 elements (H, Li, Na, K) share a lone outermost ns¹ electron, and that Group 2 elements (Be, Mg, Ca) share ns², while halogens (F, Cl) share ns²np⁵.</w:t>
             </w:r>
           </w:p>
         </w:tc>
@@ -1639,7 +1639,7 @@
                 <w:sz w:val="18"/>
                 <w:szCs w:val="18"/>
               </w:rPr>
-              <w:t xml:space="preserve">Students learned to write and interpret full s/p electron configurations for elements 1–20. Key configurations to master: H: 1s¹; He: 1s²; Li: 1s² 2s¹; C: 1s² 2s² 2p²; N: 1s² 2s² 2p³; O: 1s² 2s² 2p⁴; Ne: 1s² 2s² 2p⁶; Na: 1s² 2s² 2p⁶ 3s¹; Mg: 1s² 2s² 2p⁶ 3s²; Al: 1s² 2s² 2p⁶ 3s² 3p¹; Si: 1s² 2s² 2p⁶ 3s² 3p²; Cl: 1s² 2s² 2p⁶ 3s² 3p⁵; Ar: 1s² 2s² 2p⁶ 3s² 3p⁶; K: 1s² 2s² 2p⁶ 3s² 3p⁶ 4s¹; Ca: 1s² 2s² 2p⁶ 3s² 3p⁶ 4s². Teacher note: Stress that the outermost (valence) electrons are the ones that participate in flame excitation. Group 1 elements (Li, Na, K) each have a single s electron in their outermost shell — this is why they are particularly easy to excite and produce vivid, clean flame colours.</w:t>
+              <w:t xml:space="preserve">Students learned that the full s and p electron configuration for any element from H to Ca can be written systematically using the Aufbau order; that elements in the same group have identical outermost subshell types and electron counts; and that sodium (3s¹) and potassium (4s¹) differ only in the principal energy level of their lone outermost electron — which is why they produce similar but distinctly coloured flames.</w:t>
             </w:r>
           </w:p>
         </w:tc>
@@ -1671,7 +1671,7 @@
                 <w:sz w:val="18"/>
                 <w:szCs w:val="18"/>
               </w:rPr>
-              <w:t xml:space="preserve">Students can now give a complete, technically precise explanation of why different elements produce different flame colours: each element has a unique electron configuration (determined by atomic number and the Aufbau/Pauli/Hund's rules); when heated in a flame, outer electrons absorb energy and jump to higher orbitals; when they return to the ground state, they emit photons whose energy — and therefore colour — corresponds exactly to the energy gap of that specific transition; because each element's orbital energy gaps are unique, each element emits a characteristic colour or set of colours. Teacher note: This is the penultimate lesson before the full DQB resolution. Ensure all students can write the configuration for Na and K and connect it to the yellow and lilac flame colours observed in Lesson 1.</w:t>
+              <w:t xml:space="preserve">Students explained that the yellow-orange flame of sodium and the violet flame of potassium at the Kenyan cooking hearth arise because both elements have one electron in an outermost s orbital, but sodium's electron is in the third energy level and potassium's is in the fourth — meaning each releases a photon of a different energy (and therefore a different colour of visible light) when the excited electron falls back to its ground state.</w:t>
             </w:r>
           </w:p>
         </w:tc>
@@ -1756,7 +1756,7 @@
                 <w:sz w:val="18"/>
                 <w:szCs w:val="18"/>
               </w:rPr>
-              <w:t xml:space="preserve">Students returned to the original flame-colour observations from Lesson 1 and to every entry on the Driving Question Board accumulated over the unit. They reviewed the progression of atomic models — Dalton (solid sphere) → Rutherford (nuclear model) → Bohr (energy levels/shells) → Modern orbital model (s/p orbitals, Aufbau/Pauli/Hund's) — and identified the specific experimental evidence that forced each revision. Teacher note: Display all four model diagrams side by side. Ask students: 'What evidence made scientists reject each earlier model?' Cold-call four students (one per model transition). Give 20 seconds of think time. Expect students to cite: Rutherford's gold-foil experiment; hydrogen line spectra (for Bohr); and the limitations of Bohr's model for multi-electron atoms (for the orbital model).</w:t>
+              <w:t xml:space="preserve">Students observed (via evidence station cards) flame test colour data for sodium, potassium, copper, lithium, and calcium; Rutherford gold-foil scattering diagrams; orbital filling diagrams for Na and K; and isotope abundance tables for chlorine — all gathered across Lessons 1–8 and reviewed in this lesson's evidence carousel.</w:t>
             </w:r>
           </w:p>
         </w:tc>
@@ -1788,7 +1788,7 @@
                 <w:sz w:val="18"/>
                 <w:szCs w:val="18"/>
               </w:rPr>
-              <w:t xml:space="preserve">Students learned that the history of atomic theory is a story of models being revised — not discarded as failures, but refined as new evidence emerged. Each model was the best explanation available at the time, and each revision made atomic theory more powerful and more precise. The final s/p orbital model now allows chemists to predict electron configurations, chemical bonding, reactivity, and — returning to the start — the specific colours elements emit in a flame. Students also consolidated understanding that science progresses through cycles of observation, modelling, testing, and revision. Teacher note: This metacognitive lesson on the nature of science is as important as the content. Ask students: 'Is the orbital model the final, perfect model of the atom?' Guide them to appreciate that further refinements (d and f orbitals, quantum numbers) exist beyond Grade 10, and that science is always open to revision.</w:t>
+              <w:t xml:space="preserve">Students learned that each atomic model (Dalton → Rutherford → Bohr → modern s/p orbital model) was driven to revision by specific experimental evidence; that sodium's lone 3s¹ valence electron and potassium's lone 4s¹ valence electron occupy orbitals at different energy levels, so when excited by flame heat they release photons of different energies corresponding to different colours (yellow at ~589 nm for Na; violet for K); that isotopes of the same element differ in neutron number and thus mass number, and that relative atomic mass is a weighted average of isotopic masses; and that the electron configurations of the first 20 elements can be written systematically using s and p notation.</w:t>
             </w:r>
           </w:p>
         </w:tc>
@@ -1820,7 +1820,7 @@
                 <w:sz w:val="18"/>
                 <w:szCs w:val="18"/>
               </w:rPr>
-              <w:t xml:space="preserve">Students can now construct a complete, multi-part explanation for the driving question: (1) Atoms consist of a nucleus (protons + neutrons) surrounded by electrons in specific orbitals, arranged according to the Aufbau, Pauli, and Hund's rules. (2) Each element has a unique atomic number → unique electron configuration → unique set of orbital energy levels. (3) When an element is placed in a flame, outer electrons absorb thermal energy and are promoted to higher-energy orbitals (excited state). (4) As electrons fall back to the ground state, they emit photons of light; the colour of the photon corresponds to the energy of the specific orbital transition. (5) Because each element's orbital energy gaps are unique, each element emits a characteristic colour — sodium always emits yellow (~589 nm) because its 3s→ground-state transition always releases the same energy. This is why flame tests can identify elements. Teacher note: Have every student write this explanation independently and in full sentences before the end of the lesson. This is the culminating assessment of the unit. Compare student explanations to their Lesson 1 initial ideas on the DQB — this growth in understanding is the most powerful feedback tool available.</w:t>
+              <w:t xml:space="preserve">Students explained the anchoring phenomenon — the yellow-orange glow when salt is spilled into the Rift Valley cooking fire and the violet flash from banana-peel ash — by constructing cumulative annotated models showing that sodium's outermost electron (3s¹) and potassium's outermost electron (4s¹) absorb thermal energy from the flame, jump to higher-energy excited states, and release that energy as photons of specific wavelengths when returning to ground state; because sodium's and potassium's valence electrons occupy orbitals at different energy levels, the energy — and therefore the colour — of the emitted photon is different for each element, making flame colour a direct fingerprint of atomic electron arrangement.</w:t>
             </w:r>
           </w:p>
         </w:tc>
@@ -1944,7 +1944,7 @@
         </w:rPr>
         <w:t xml:space="preserve">© 2026 SeaVuria and ARES. This work is licensed under a </w:t>
       </w:r>
-      <w:hyperlink w:history="1" r:id="rId36c14ihws-dohl15atr5t">
+      <w:hyperlink w:history="1" r:id="rIdukkwyeda0lijnz4qsxfjs">
         <w:r>
           <w:rPr>
             <w:rFonts w:ascii="Arial" w:cs="Arial" w:eastAsia="Arial" w:hAnsi="Arial"/>
@@ -1964,7 +1964,7 @@
         </w:rPr>
         <w:t xml:space="preserve"> (</w:t>
       </w:r>
-      <w:hyperlink w:history="1" r:id="rIdnxqyqynj0fz_jbzo_5e7u">
+      <w:hyperlink w:history="1" r:id="rIdiveahjnyhf-iijysogdhz">
         <w:r>
           <w:rPr>
             <w:rFonts w:ascii="Arial" w:cs="Arial" w:eastAsia="Arial" w:hAnsi="Arial"/>
@@ -1984,7 +1984,7 @@
         </w:rPr>
         <w:t xml:space="preserve">). To view a copy of this license, visit </w:t>
       </w:r>
-      <w:hyperlink w:history="1" r:id="rIdo-2cxteqfwuuul_k2aaot">
+      <w:hyperlink w:history="1" r:id="rId6kh2azk5b3ot1efic9k0o">
         <w:r>
           <w:rPr>
             <w:rFonts w:ascii="Arial" w:cs="Arial" w:eastAsia="Arial" w:hAnsi="Arial"/>

--- a/data/outputs/v2/Chemistry/SS1.2_The_Atom/Chemistry_The_Atom_SummaryTable.docx
+++ b/data/outputs/v2/Chemistry/SS1.2_The_Atom/Chemistry_The_Atom_SummaryTable.docx
@@ -1944,7 +1944,7 @@
         </w:rPr>
         <w:t xml:space="preserve">© 2026 SeaVuria and ARES. This work is licensed under a </w:t>
       </w:r>
-      <w:hyperlink w:history="1" r:id="rIdukkwyeda0lijnz4qsxfjs">
+      <w:hyperlink w:history="1" r:id="rIdce8sjliigrta4it9-de7e">
         <w:r>
           <w:rPr>
             <w:rFonts w:ascii="Arial" w:cs="Arial" w:eastAsia="Arial" w:hAnsi="Arial"/>
@@ -1964,7 +1964,7 @@
         </w:rPr>
         <w:t xml:space="preserve"> (</w:t>
       </w:r>
-      <w:hyperlink w:history="1" r:id="rIdiveahjnyhf-iijysogdhz">
+      <w:hyperlink w:history="1" r:id="rIdcfavpcl78ydge1c9impuf">
         <w:r>
           <w:rPr>
             <w:rFonts w:ascii="Arial" w:cs="Arial" w:eastAsia="Arial" w:hAnsi="Arial"/>
@@ -1984,7 +1984,7 @@
         </w:rPr>
         <w:t xml:space="preserve">). To view a copy of this license, visit </w:t>
       </w:r>
-      <w:hyperlink w:history="1" r:id="rId6kh2azk5b3ot1efic9k0o">
+      <w:hyperlink w:history="1" r:id="rId1xboakrfgj1sphbu2-4uh">
         <w:r>
           <w:rPr>
             <w:rFonts w:ascii="Arial" w:cs="Arial" w:eastAsia="Arial" w:hAnsi="Arial"/>

--- a/data/outputs/v2/Chemistry/SS1.2_The_Atom/Chemistry_The_Atom_SummaryTable.docx
+++ b/data/outputs/v2/Chemistry/SS1.2_The_Atom/Chemistry_The_Atom_SummaryTable.docx
@@ -1944,7 +1944,7 @@
         </w:rPr>
         <w:t xml:space="preserve">© 2026 SeaVuria and ARES. This work is licensed under a </w:t>
       </w:r>
-      <w:hyperlink w:history="1" r:id="rIdce8sjliigrta4it9-de7e">
+      <w:hyperlink w:history="1" r:id="rIdn6w01pilyibaaoh7sf3xw">
         <w:r>
           <w:rPr>
             <w:rFonts w:ascii="Arial" w:cs="Arial" w:eastAsia="Arial" w:hAnsi="Arial"/>
@@ -1964,7 +1964,7 @@
         </w:rPr>
         <w:t xml:space="preserve"> (</w:t>
       </w:r>
-      <w:hyperlink w:history="1" r:id="rIdcfavpcl78ydge1c9impuf">
+      <w:hyperlink w:history="1" r:id="rIdn3uvfnyxj9jndzh4wmtgh">
         <w:r>
           <w:rPr>
             <w:rFonts w:ascii="Arial" w:cs="Arial" w:eastAsia="Arial" w:hAnsi="Arial"/>
@@ -1984,7 +1984,7 @@
         </w:rPr>
         <w:t xml:space="preserve">). To view a copy of this license, visit </w:t>
       </w:r>
-      <w:hyperlink w:history="1" r:id="rId1xboakrfgj1sphbu2-4uh">
+      <w:hyperlink w:history="1" r:id="rId9ftuygjqbq0z-m2gbyoq8">
         <w:r>
           <w:rPr>
             <w:rFonts w:ascii="Arial" w:cs="Arial" w:eastAsia="Arial" w:hAnsi="Arial"/>

--- a/data/outputs/v2/Chemistry/SS1.2_The_Atom/Chemistry_The_Atom_SummaryTable.docx
+++ b/data/outputs/v2/Chemistry/SS1.2_The_Atom/Chemistry_The_Atom_SummaryTable.docx
@@ -1944,7 +1944,7 @@
         </w:rPr>
         <w:t xml:space="preserve">© 2026 SeaVuria and ARES. This work is licensed under a </w:t>
       </w:r>
-      <w:hyperlink w:history="1" r:id="rIdn6w01pilyibaaoh7sf3xw">
+      <w:hyperlink w:history="1" r:id="rIdxlpkefn3ht8q5ptyduf63">
         <w:r>
           <w:rPr>
             <w:rFonts w:ascii="Arial" w:cs="Arial" w:eastAsia="Arial" w:hAnsi="Arial"/>
@@ -1964,7 +1964,7 @@
         </w:rPr>
         <w:t xml:space="preserve"> (</w:t>
       </w:r>
-      <w:hyperlink w:history="1" r:id="rIdn3uvfnyxj9jndzh4wmtgh">
+      <w:hyperlink w:history="1" r:id="rId8lz1gakfbbkapa7iuk1jc">
         <w:r>
           <w:rPr>
             <w:rFonts w:ascii="Arial" w:cs="Arial" w:eastAsia="Arial" w:hAnsi="Arial"/>
@@ -1984,7 +1984,7 @@
         </w:rPr>
         <w:t xml:space="preserve">). To view a copy of this license, visit </w:t>
       </w:r>
-      <w:hyperlink w:history="1" r:id="rId9ftuygjqbq0z-m2gbyoq8">
+      <w:hyperlink w:history="1" r:id="rIdokyobgobjqji0pnbpasuy">
         <w:r>
           <w:rPr>
             <w:rFonts w:ascii="Arial" w:cs="Arial" w:eastAsia="Arial" w:hAnsi="Arial"/>

--- a/data/outputs/v2/Chemistry/SS1.2_The_Atom/Chemistry_The_Atom_SummaryTable.docx
+++ b/data/outputs/v2/Chemistry/SS1.2_The_Atom/Chemistry_The_Atom_SummaryTable.docx
@@ -1944,7 +1944,7 @@
         </w:rPr>
         <w:t xml:space="preserve">© 2026 SeaVuria and ARES. This work is licensed under a </w:t>
       </w:r>
-      <w:hyperlink w:history="1" r:id="rIdxlpkefn3ht8q5ptyduf63">
+      <w:hyperlink w:history="1" r:id="rIdt5si25bsbnosxquicnrxe">
         <w:r>
           <w:rPr>
             <w:rFonts w:ascii="Arial" w:cs="Arial" w:eastAsia="Arial" w:hAnsi="Arial"/>
@@ -1964,7 +1964,7 @@
         </w:rPr>
         <w:t xml:space="preserve"> (</w:t>
       </w:r>
-      <w:hyperlink w:history="1" r:id="rId8lz1gakfbbkapa7iuk1jc">
+      <w:hyperlink w:history="1" r:id="rId1of9xctkwcegemgzbmu-s">
         <w:r>
           <w:rPr>
             <w:rFonts w:ascii="Arial" w:cs="Arial" w:eastAsia="Arial" w:hAnsi="Arial"/>
@@ -1984,7 +1984,7 @@
         </w:rPr>
         <w:t xml:space="preserve">). To view a copy of this license, visit </w:t>
       </w:r>
-      <w:hyperlink w:history="1" r:id="rIdokyobgobjqji0pnbpasuy">
+      <w:hyperlink w:history="1" r:id="rIdtphnrh-i8q21rmwugjljq">
         <w:r>
           <w:rPr>
             <w:rFonts w:ascii="Arial" w:cs="Arial" w:eastAsia="Arial" w:hAnsi="Arial"/>

--- a/data/outputs/v2/Chemistry/SS1.2_The_Atom/Chemistry_The_Atom_SummaryTable.docx
+++ b/data/outputs/v2/Chemistry/SS1.2_The_Atom/Chemistry_The_Atom_SummaryTable.docx
@@ -4,6 +4,7 @@
   <w:body>
     <w:p>
       <w:pPr>
+        <w:keepNext w:val="false"/>
         <w:spacing w:after="30" w:before="0"/>
         <w:jc w:val="center"/>
       </w:pPr>
@@ -23,6 +24,7 @@
     </w:p>
     <w:p>
       <w:pPr>
+        <w:keepNext w:val="false"/>
         <w:spacing w:after="60" w:before="0"/>
         <w:jc w:val="center"/>
       </w:pPr>
@@ -81,6 +83,7 @@
           </w:tcPr>
           <w:p>
             <w:pPr>
+              <w:keepNext w:val="false"/>
               <w:spacing w:after="40" w:before="0"/>
               <w:jc w:val="center"/>
             </w:pPr>
@@ -115,6 +118,7 @@
           </w:tcPr>
           <w:p>
             <w:pPr>
+              <w:keepNext w:val="false"/>
               <w:spacing w:after="40" w:before="0"/>
               <w:jc w:val="left"/>
             </w:pPr>
@@ -147,6 +151,7 @@
           </w:tcPr>
           <w:p>
             <w:pPr>
+              <w:keepNext w:val="false"/>
               <w:spacing w:after="40" w:before="0"/>
               <w:jc w:val="left"/>
             </w:pPr>
@@ -181,6 +186,7 @@
           </w:tcPr>
           <w:p>
             <w:pPr>
+              <w:keepNext w:val="false"/>
               <w:spacing w:after="40" w:before="0"/>
               <w:jc w:val="left"/>
             </w:pPr>
@@ -213,6 +219,7 @@
           </w:tcPr>
           <w:p>
             <w:pPr>
+              <w:keepNext w:val="false"/>
               <w:spacing w:after="40" w:before="0"/>
               <w:jc w:val="left"/>
             </w:pPr>
@@ -273,6 +280,7 @@
           </w:tcPr>
           <w:p>
             <w:pPr>
+              <w:keepNext w:val="false"/>
               <w:spacing w:after="40" w:before="0"/>
               <w:jc w:val="center"/>
             </w:pPr>
@@ -307,6 +315,7 @@
           </w:tcPr>
           <w:p>
             <w:pPr>
+              <w:keepNext w:val="false"/>
               <w:spacing w:after="40" w:before="0"/>
               <w:jc w:val="left"/>
             </w:pPr>
@@ -369,6 +378,7 @@
           </w:tcPr>
           <w:p>
             <w:pPr>
+              <w:keepNext w:val="false"/>
               <w:spacing w:after="40" w:before="0"/>
               <w:jc w:val="left"/>
             </w:pPr>
@@ -401,6 +411,7 @@
           </w:tcPr>
           <w:p>
             <w:pPr>
+              <w:keepNext w:val="false"/>
               <w:spacing w:after="40" w:before="0"/>
               <w:jc w:val="left"/>
             </w:pPr>
@@ -433,6 +444,7 @@
           </w:tcPr>
           <w:p>
             <w:pPr>
+              <w:keepNext w:val="false"/>
               <w:spacing w:after="40" w:before="0"/>
               <w:jc w:val="left"/>
             </w:pPr>
@@ -465,6 +477,7 @@
           </w:tcPr>
           <w:p>
             <w:pPr>
+              <w:keepNext w:val="false"/>
               <w:spacing w:after="40" w:before="0"/>
               <w:jc w:val="left"/>
             </w:pPr>
@@ -499,6 +512,7 @@
           </w:tcPr>
           <w:p>
             <w:pPr>
+              <w:keepNext w:val="false"/>
               <w:spacing w:after="40" w:before="0"/>
               <w:jc w:val="left"/>
             </w:pPr>
@@ -518,6 +532,7 @@
           </w:p>
           <w:p>
             <w:pPr>
+              <w:keepNext w:val="false"/>
               <w:spacing w:after="40" w:before="0"/>
               <w:jc w:val="left"/>
             </w:pPr>
@@ -550,6 +565,7 @@
           </w:tcPr>
           <w:p>
             <w:pPr>
+              <w:keepNext w:val="false"/>
               <w:spacing w:after="40" w:before="0"/>
               <w:jc w:val="left"/>
             </w:pPr>
@@ -582,6 +598,7 @@
           </w:tcPr>
           <w:p>
             <w:pPr>
+              <w:keepNext w:val="false"/>
               <w:spacing w:after="40" w:before="0"/>
               <w:jc w:val="left"/>
             </w:pPr>
@@ -614,6 +631,7 @@
           </w:tcPr>
           <w:p>
             <w:pPr>
+              <w:keepNext w:val="false"/>
               <w:spacing w:after="40" w:before="0"/>
               <w:jc w:val="left"/>
             </w:pPr>
@@ -648,6 +666,7 @@
           </w:tcPr>
           <w:p>
             <w:pPr>
+              <w:keepNext w:val="false"/>
               <w:spacing w:after="40" w:before="0"/>
               <w:jc w:val="left"/>
             </w:pPr>
@@ -667,6 +686,7 @@
           </w:p>
           <w:p>
             <w:pPr>
+              <w:keepNext w:val="false"/>
               <w:spacing w:after="40" w:before="0"/>
               <w:jc w:val="left"/>
             </w:pPr>
@@ -699,6 +719,7 @@
           </w:tcPr>
           <w:p>
             <w:pPr>
+              <w:keepNext w:val="false"/>
               <w:spacing w:after="40" w:before="0"/>
               <w:jc w:val="left"/>
             </w:pPr>
@@ -731,6 +752,7 @@
           </w:tcPr>
           <w:p>
             <w:pPr>
+              <w:keepNext w:val="false"/>
               <w:spacing w:after="40" w:before="0"/>
               <w:jc w:val="left"/>
             </w:pPr>
@@ -763,6 +785,7 @@
           </w:tcPr>
           <w:p>
             <w:pPr>
+              <w:keepNext w:val="false"/>
               <w:spacing w:after="40" w:before="0"/>
               <w:jc w:val="left"/>
             </w:pPr>
@@ -797,6 +820,7 @@
           </w:tcPr>
           <w:p>
             <w:pPr>
+              <w:keepNext w:val="false"/>
               <w:spacing w:after="40" w:before="0"/>
               <w:jc w:val="left"/>
             </w:pPr>
@@ -816,6 +840,7 @@
           </w:p>
           <w:p>
             <w:pPr>
+              <w:keepNext w:val="false"/>
               <w:spacing w:after="40" w:before="0"/>
               <w:jc w:val="left"/>
             </w:pPr>
@@ -848,6 +873,7 @@
           </w:tcPr>
           <w:p>
             <w:pPr>
+              <w:keepNext w:val="false"/>
               <w:spacing w:after="40" w:before="0"/>
               <w:jc w:val="left"/>
             </w:pPr>
@@ -880,6 +906,7 @@
           </w:tcPr>
           <w:p>
             <w:pPr>
+              <w:keepNext w:val="false"/>
               <w:spacing w:after="40" w:before="0"/>
               <w:jc w:val="left"/>
             </w:pPr>
@@ -912,6 +939,7 @@
           </w:tcPr>
           <w:p>
             <w:pPr>
+              <w:keepNext w:val="false"/>
               <w:spacing w:after="40" w:before="0"/>
               <w:jc w:val="left"/>
             </w:pPr>
@@ -946,6 +974,7 @@
           </w:tcPr>
           <w:p>
             <w:pPr>
+              <w:keepNext w:val="false"/>
               <w:spacing w:after="40" w:before="0"/>
               <w:jc w:val="left"/>
             </w:pPr>
@@ -965,6 +994,7 @@
           </w:p>
           <w:p>
             <w:pPr>
+              <w:keepNext w:val="false"/>
               <w:spacing w:after="40" w:before="0"/>
               <w:jc w:val="left"/>
             </w:pPr>
@@ -997,6 +1027,7 @@
           </w:tcPr>
           <w:p>
             <w:pPr>
+              <w:keepNext w:val="false"/>
               <w:spacing w:after="40" w:before="0"/>
               <w:jc w:val="left"/>
             </w:pPr>
@@ -1029,6 +1060,7 @@
           </w:tcPr>
           <w:p>
             <w:pPr>
+              <w:keepNext w:val="false"/>
               <w:spacing w:after="40" w:before="0"/>
               <w:jc w:val="left"/>
             </w:pPr>
@@ -1061,6 +1093,7 @@
           </w:tcPr>
           <w:p>
             <w:pPr>
+              <w:keepNext w:val="false"/>
               <w:spacing w:after="40" w:before="0"/>
               <w:jc w:val="left"/>
             </w:pPr>
@@ -1095,6 +1128,7 @@
           </w:tcPr>
           <w:p>
             <w:pPr>
+              <w:keepNext w:val="false"/>
               <w:spacing w:after="40" w:before="0"/>
               <w:jc w:val="left"/>
             </w:pPr>
@@ -1114,6 +1148,7 @@
           </w:p>
           <w:p>
             <w:pPr>
+              <w:keepNext w:val="false"/>
               <w:spacing w:after="40" w:before="0"/>
               <w:jc w:val="left"/>
             </w:pPr>
@@ -1146,6 +1181,7 @@
           </w:tcPr>
           <w:p>
             <w:pPr>
+              <w:keepNext w:val="false"/>
               <w:spacing w:after="40" w:before="0"/>
               <w:jc w:val="left"/>
             </w:pPr>
@@ -1178,6 +1214,7 @@
           </w:tcPr>
           <w:p>
             <w:pPr>
+              <w:keepNext w:val="false"/>
               <w:spacing w:after="40" w:before="0"/>
               <w:jc w:val="left"/>
             </w:pPr>
@@ -1210,6 +1247,7 @@
           </w:tcPr>
           <w:p>
             <w:pPr>
+              <w:keepNext w:val="false"/>
               <w:spacing w:after="40" w:before="0"/>
               <w:jc w:val="left"/>
             </w:pPr>
@@ -1244,6 +1282,7 @@
           </w:tcPr>
           <w:p>
             <w:pPr>
+              <w:keepNext w:val="false"/>
               <w:spacing w:after="40" w:before="0"/>
               <w:jc w:val="left"/>
             </w:pPr>
@@ -1263,6 +1302,7 @@
           </w:p>
           <w:p>
             <w:pPr>
+              <w:keepNext w:val="false"/>
               <w:spacing w:after="40" w:before="0"/>
               <w:jc w:val="left"/>
             </w:pPr>
@@ -1295,6 +1335,7 @@
           </w:tcPr>
           <w:p>
             <w:pPr>
+              <w:keepNext w:val="false"/>
               <w:spacing w:after="40" w:before="0"/>
               <w:jc w:val="left"/>
             </w:pPr>
@@ -1327,6 +1368,7 @@
           </w:tcPr>
           <w:p>
             <w:pPr>
+              <w:keepNext w:val="false"/>
               <w:spacing w:after="40" w:before="0"/>
               <w:jc w:val="left"/>
             </w:pPr>
@@ -1359,6 +1401,7 @@
           </w:tcPr>
           <w:p>
             <w:pPr>
+              <w:keepNext w:val="false"/>
               <w:spacing w:after="40" w:before="0"/>
               <w:jc w:val="left"/>
             </w:pPr>
@@ -1393,6 +1436,7 @@
           </w:tcPr>
           <w:p>
             <w:pPr>
+              <w:keepNext w:val="false"/>
               <w:spacing w:after="40" w:before="0"/>
               <w:jc w:val="left"/>
             </w:pPr>
@@ -1412,6 +1456,7 @@
           </w:p>
           <w:p>
             <w:pPr>
+              <w:keepNext w:val="false"/>
               <w:spacing w:after="40" w:before="0"/>
               <w:jc w:val="left"/>
             </w:pPr>
@@ -1444,6 +1489,7 @@
           </w:tcPr>
           <w:p>
             <w:pPr>
+              <w:keepNext w:val="false"/>
               <w:spacing w:after="40" w:before="0"/>
               <w:jc w:val="left"/>
             </w:pPr>
@@ -1476,6 +1522,7 @@
           </w:tcPr>
           <w:p>
             <w:pPr>
+              <w:keepNext w:val="false"/>
               <w:spacing w:after="40" w:before="0"/>
               <w:jc w:val="left"/>
             </w:pPr>
@@ -1508,6 +1555,7 @@
           </w:tcPr>
           <w:p>
             <w:pPr>
+              <w:keepNext w:val="false"/>
               <w:spacing w:after="40" w:before="0"/>
               <w:jc w:val="left"/>
             </w:pPr>
@@ -1542,6 +1590,7 @@
           </w:tcPr>
           <w:p>
             <w:pPr>
+              <w:keepNext w:val="false"/>
               <w:spacing w:after="40" w:before="0"/>
               <w:jc w:val="left"/>
             </w:pPr>
@@ -1561,6 +1610,7 @@
           </w:p>
           <w:p>
             <w:pPr>
+              <w:keepNext w:val="false"/>
               <w:spacing w:after="40" w:before="0"/>
               <w:jc w:val="left"/>
             </w:pPr>
@@ -1593,6 +1643,7 @@
           </w:tcPr>
           <w:p>
             <w:pPr>
+              <w:keepNext w:val="false"/>
               <w:spacing w:after="40" w:before="0"/>
               <w:jc w:val="left"/>
             </w:pPr>
@@ -1625,6 +1676,7 @@
           </w:tcPr>
           <w:p>
             <w:pPr>
+              <w:keepNext w:val="false"/>
               <w:spacing w:after="40" w:before="0"/>
               <w:jc w:val="left"/>
             </w:pPr>
@@ -1657,6 +1709,7 @@
           </w:tcPr>
           <w:p>
             <w:pPr>
+              <w:keepNext w:val="false"/>
               <w:spacing w:after="40" w:before="0"/>
               <w:jc w:val="left"/>
             </w:pPr>
@@ -1691,6 +1744,7 @@
           </w:tcPr>
           <w:p>
             <w:pPr>
+              <w:keepNext w:val="false"/>
               <w:spacing w:after="40" w:before="0"/>
               <w:jc w:val="left"/>
             </w:pPr>
@@ -1710,6 +1764,7 @@
           </w:p>
           <w:p>
             <w:pPr>
+              <w:keepNext w:val="false"/>
               <w:spacing w:after="40" w:before="0"/>
               <w:jc w:val="left"/>
             </w:pPr>
@@ -1742,6 +1797,7 @@
           </w:tcPr>
           <w:p>
             <w:pPr>
+              <w:keepNext w:val="false"/>
               <w:spacing w:after="40" w:before="0"/>
               <w:jc w:val="left"/>
             </w:pPr>
@@ -1774,6 +1830,7 @@
           </w:tcPr>
           <w:p>
             <w:pPr>
+              <w:keepNext w:val="false"/>
               <w:spacing w:after="40" w:before="0"/>
               <w:jc w:val="left"/>
             </w:pPr>
@@ -1806,6 +1863,7 @@
           </w:tcPr>
           <w:p>
             <w:pPr>
+              <w:keepNext w:val="false"/>
               <w:spacing w:after="40" w:before="0"/>
               <w:jc w:val="left"/>
             </w:pPr>
@@ -1944,7 +2002,7 @@
         </w:rPr>
         <w:t xml:space="preserve">© 2026 SeaVuria and ARES. This work is licensed under a </w:t>
       </w:r>
-      <w:hyperlink w:history="1" r:id="rIdt5si25bsbnosxquicnrxe">
+      <w:hyperlink w:history="1" r:id="rIdhijs0q-5iuji346sh4-qz">
         <w:r>
           <w:rPr>
             <w:rFonts w:ascii="Arial" w:cs="Arial" w:eastAsia="Arial" w:hAnsi="Arial"/>
@@ -1964,7 +2022,7 @@
         </w:rPr>
         <w:t xml:space="preserve"> (</w:t>
       </w:r>
-      <w:hyperlink w:history="1" r:id="rId1of9xctkwcegemgzbmu-s">
+      <w:hyperlink w:history="1" r:id="rId102ucitsspwyavse84bq9">
         <w:r>
           <w:rPr>
             <w:rFonts w:ascii="Arial" w:cs="Arial" w:eastAsia="Arial" w:hAnsi="Arial"/>
@@ -1984,7 +2042,7 @@
         </w:rPr>
         <w:t xml:space="preserve">). To view a copy of this license, visit </w:t>
       </w:r>
-      <w:hyperlink w:history="1" r:id="rIdtphnrh-i8q21rmwugjljq">
+      <w:hyperlink w:history="1" r:id="rIdchht3sayhplrfqdvca6lm">
         <w:r>
           <w:rPr>
             <w:rFonts w:ascii="Arial" w:cs="Arial" w:eastAsia="Arial" w:hAnsi="Arial"/>

--- a/data/outputs/v2/Chemistry/SS1.2_The_Atom/Chemistry_The_Atom_SummaryTable.docx
+++ b/data/outputs/v2/Chemistry/SS1.2_The_Atom/Chemistry_The_Atom_SummaryTable.docx
@@ -2002,7 +2002,7 @@
         </w:rPr>
         <w:t xml:space="preserve">© 2026 SeaVuria and ARES. This work is licensed under a </w:t>
       </w:r>
-      <w:hyperlink w:history="1" r:id="rIdhijs0q-5iuji346sh4-qz">
+      <w:hyperlink w:history="1" r:id="rIdft2yvp_zhfbiopbdyukez">
         <w:r>
           <w:rPr>
             <w:rFonts w:ascii="Arial" w:cs="Arial" w:eastAsia="Arial" w:hAnsi="Arial"/>
@@ -2022,7 +2022,7 @@
         </w:rPr>
         <w:t xml:space="preserve"> (</w:t>
       </w:r>
-      <w:hyperlink w:history="1" r:id="rId102ucitsspwyavse84bq9">
+      <w:hyperlink w:history="1" r:id="rIdum33o8bz6b7hvetmvqah-">
         <w:r>
           <w:rPr>
             <w:rFonts w:ascii="Arial" w:cs="Arial" w:eastAsia="Arial" w:hAnsi="Arial"/>
@@ -2042,7 +2042,7 @@
         </w:rPr>
         <w:t xml:space="preserve">). To view a copy of this license, visit </w:t>
       </w:r>
-      <w:hyperlink w:history="1" r:id="rIdchht3sayhplrfqdvca6lm">
+      <w:hyperlink w:history="1" r:id="rId1tskyr3xl7xorr1jcngxy">
         <w:r>
           <w:rPr>
             <w:rFonts w:ascii="Arial" w:cs="Arial" w:eastAsia="Arial" w:hAnsi="Arial"/>
